--- a/Dataset description/Dataset desciption.docx
+++ b/Dataset description/Dataset desciption.docx
@@ -1639,7 +1639,39 @@
                 <w:rFonts w:ascii="Open Sans" w:hAnsi="Open Sans" w:cs="Open Sans"/>
                 <w:color w:val="000000"/>
               </w:rPr>
-              <w:t>For the generic names: metformin, repaglinide, nateglinide, chlorpropamide, glimepiride, acetohexamide, glipizide, glyburide, tolbutamide, pioglitazone, rosiglitazone, acarbose, miglitol, troglitazone, tolazamide, examide, sitagliptin, insulin, glyburide-metformin, glipizide-metformin, glimepiride-</w:t>
+              <w:t xml:space="preserve">For the generic names: metformin, repaglinide, </w:t>
+            </w:r>
+            <w:proofErr w:type="spellStart"/>
+            <w:r>
+              <w:rPr>
+                <w:rFonts w:ascii="Open Sans" w:hAnsi="Open Sans" w:cs="Open Sans"/>
+                <w:color w:val="000000"/>
+              </w:rPr>
+              <w:t>nateglinide</w:t>
+            </w:r>
+            <w:proofErr w:type="spellEnd"/>
+            <w:r>
+              <w:rPr>
+                <w:rFonts w:ascii="Open Sans" w:hAnsi="Open Sans" w:cs="Open Sans"/>
+                <w:color w:val="000000"/>
+              </w:rPr>
+              <w:t xml:space="preserve">, chlorpropamide, glimepiride, acetohexamide, glipizide, glyburide, tolbutamide, pioglitazone, rosiglitazone, acarbose, miglitol, troglitazone, tolazamide, </w:t>
+            </w:r>
+            <w:proofErr w:type="spellStart"/>
+            <w:r>
+              <w:rPr>
+                <w:rFonts w:ascii="Open Sans" w:hAnsi="Open Sans" w:cs="Open Sans"/>
+                <w:color w:val="000000"/>
+              </w:rPr>
+              <w:t>examide</w:t>
+            </w:r>
+            <w:proofErr w:type="spellEnd"/>
+            <w:r>
+              <w:rPr>
+                <w:rFonts w:ascii="Open Sans" w:hAnsi="Open Sans" w:cs="Open Sans"/>
+                <w:color w:val="000000"/>
+              </w:rPr>
+              <w:t>, sitagliptin, insulin, glyburide-metformin, glipizide-metformin, glimepiride-</w:t>
             </w:r>
             <w:r>
               <w:rPr>
@@ -1726,6 +1758,51 @@
         </w:tc>
       </w:tr>
     </w:tbl>
+    <w:p/>
+    <w:p>
+      <w:r>
+        <w:lastRenderedPageBreak/>
+        <w:t>Charlson’s comorbidity index </w:t>
+      </w:r>
+    </w:p>
+    <w:p>
+      <w:hyperlink r:id="rId6" w:history="1">
+        <w:r>
+          <w:rPr>
+            <w:rStyle w:val="Hyperlink"/>
+          </w:rPr>
+          <w:t>https://pmc.ncbi.nlm.nih.gov/articles/PMC7727773/</w:t>
+        </w:r>
+      </w:hyperlink>
+    </w:p>
+    <w:p/>
+    <w:p>
+      <w:r>
+        <w:t>LACE index for the quantification of risk of death or unplanned readmission within 30 days after discharge</w:t>
+      </w:r>
+    </w:p>
+    <w:p>
+      <w:hyperlink r:id="rId7" w:history="1">
+        <w:r>
+          <w:rPr>
+            <w:rStyle w:val="Hyperlink"/>
+          </w:rPr>
+          <w:t>https://pmc.ncbi.nlm.nih.gov/articles/</w:t>
+        </w:r>
+        <w:r>
+          <w:rPr>
+            <w:rStyle w:val="Hyperlink"/>
+          </w:rPr>
+          <w:t>P</w:t>
+        </w:r>
+        <w:r>
+          <w:rPr>
+            <w:rStyle w:val="Hyperlink"/>
+          </w:rPr>
+          <w:t>MC2845681/</w:t>
+        </w:r>
+      </w:hyperlink>
+    </w:p>
     <w:p/>
     <w:sectPr>
       <w:pgSz w:w="11906" w:h="16838"/>
@@ -1735,6 +1812,56 @@
     </w:sectPr>
   </w:body>
 </w:document>
+</file>
+
+<file path=word/endnotes.xml><?xml version="1.0" encoding="utf-8"?>
+<w:endnotes xmlns:wpc="http://schemas.microsoft.com/office/word/2010/wordprocessingCanvas" xmlns:cx="http://schemas.microsoft.com/office/drawing/2014/chartex" xmlns:cx1="http://schemas.microsoft.com/office/drawing/2015/9/8/chartex" xmlns:cx2="http://schemas.microsoft.com/office/drawing/2015/10/21/chartex" xmlns:cx3="http://schemas.microsoft.com/office/drawing/2016/5/9/chartex" xmlns:cx4="http://schemas.microsoft.com/office/drawing/2016/5/10/chartex" xmlns:cx5="http://schemas.microsoft.com/office/drawing/2016/5/11/chartex" xmlns:cx6="http://schemas.microsoft.com/office/drawing/2016/5/12/chartex" xmlns:cx7="http://schemas.microsoft.com/office/drawing/2016/5/13/chartex" xmlns:cx8="http://schemas.microsoft.com/office/drawing/2016/5/14/chartex" xmlns:mc="http://schemas.openxmlformats.org/markup-compatibility/2006" xmlns:aink="http://schemas.microsoft.com/office/drawing/2016/ink" xmlns:am3d="http://schemas.microsoft.com/office/drawing/2017/model3d" xmlns:o="urn:schemas-microsoft-com:office:office" xmlns:oel="http://schemas.microsoft.com/office/2019/extlst" xmlns:r="http://schemas.openxmlformats.org/officeDocument/2006/relationships" xmlns:m="http://schemas.openxmlformats.org/officeDocument/2006/math" xmlns:v="urn:schemas-microsoft-com:vml" xmlns:wp14="http://schemas.microsoft.com/office/word/2010/wordprocessingDrawing" xmlns:wp="http://schemas.openxmlformats.org/drawingml/2006/wordprocessingDrawing" xmlns:w10="urn:schemas-microsoft-com:office:word" xmlns:w="http://schemas.openxmlformats.org/wordprocessingml/2006/main" xmlns:w14="http://schemas.microsoft.com/office/word/2010/wordml" xmlns:w15="http://schemas.microsoft.com/office/word/2012/wordml" xmlns:w16cex="http://schemas.microsoft.com/office/word/2018/wordml/cex" xmlns:w16cid="http://schemas.microsoft.com/office/word/2016/wordml/cid" xmlns:w16="http://schemas.microsoft.com/office/word/2018/wordml" xmlns:w16du="http://schemas.microsoft.com/office/word/2023/wordml/word16du" xmlns:w16sdtdh="http://schemas.microsoft.com/office/word/2020/wordml/sdtdatahash" xmlns:w16sdtfl="http://schemas.microsoft.com/office/word/2024/wordml/sdtformatlock" xmlns:w16se="http://schemas.microsoft.com/office/word/2015/wordml/symex" xmlns:wpg="http://schemas.microsoft.com/office/word/2010/wordprocessingGroup" xmlns:wpi="http://schemas.microsoft.com/office/word/2010/wordprocessingInk" xmlns:wne="http://schemas.microsoft.com/office/word/2006/wordml" xmlns:wps="http://schemas.microsoft.com/office/word/2010/wordprocessingShape" mc:Ignorable="w14 w15 w16se w16cid w16 w16cex w16sdtdh w16sdtfl w16du wp14">
+  <w:endnote w:type="separator" w:id="-1">
+    <w:p>
+      <w:pPr>
+        <w:spacing w:after="0" w:line="240" w:lineRule="auto"/>
+      </w:pPr>
+      <w:r>
+        <w:separator/>
+      </w:r>
+    </w:p>
+  </w:endnote>
+  <w:endnote w:type="continuationSeparator" w:id="0">
+    <w:p>
+      <w:pPr>
+        <w:spacing w:after="0" w:line="240" w:lineRule="auto"/>
+      </w:pPr>
+      <w:r>
+        <w:continuationSeparator/>
+      </w:r>
+    </w:p>
+  </w:endnote>
+</w:endnotes>
+</file>
+
+<file path=word/footnotes.xml><?xml version="1.0" encoding="utf-8"?>
+<w:footnotes xmlns:wpc="http://schemas.microsoft.com/office/word/2010/wordprocessingCanvas" xmlns:cx="http://schemas.microsoft.com/office/drawing/2014/chartex" xmlns:cx1="http://schemas.microsoft.com/office/drawing/2015/9/8/chartex" xmlns:cx2="http://schemas.microsoft.com/office/drawing/2015/10/21/chartex" xmlns:cx3="http://schemas.microsoft.com/office/drawing/2016/5/9/chartex" xmlns:cx4="http://schemas.microsoft.com/office/drawing/2016/5/10/chartex" xmlns:cx5="http://schemas.microsoft.com/office/drawing/2016/5/11/chartex" xmlns:cx6="http://schemas.microsoft.com/office/drawing/2016/5/12/chartex" xmlns:cx7="http://schemas.microsoft.com/office/drawing/2016/5/13/chartex" xmlns:cx8="http://schemas.microsoft.com/office/drawing/2016/5/14/chartex" xmlns:mc="http://schemas.openxmlformats.org/markup-compatibility/2006" xmlns:aink="http://schemas.microsoft.com/office/drawing/2016/ink" xmlns:am3d="http://schemas.microsoft.com/office/drawing/2017/model3d" xmlns:o="urn:schemas-microsoft-com:office:office" xmlns:oel="http://schemas.microsoft.com/office/2019/extlst" xmlns:r="http://schemas.openxmlformats.org/officeDocument/2006/relationships" xmlns:m="http://schemas.openxmlformats.org/officeDocument/2006/math" xmlns:v="urn:schemas-microsoft-com:vml" xmlns:wp14="http://schemas.microsoft.com/office/word/2010/wordprocessingDrawing" xmlns:wp="http://schemas.openxmlformats.org/drawingml/2006/wordprocessingDrawing" xmlns:w10="urn:schemas-microsoft-com:office:word" xmlns:w="http://schemas.openxmlformats.org/wordprocessingml/2006/main" xmlns:w14="http://schemas.microsoft.com/office/word/2010/wordml" xmlns:w15="http://schemas.microsoft.com/office/word/2012/wordml" xmlns:w16cex="http://schemas.microsoft.com/office/word/2018/wordml/cex" xmlns:w16cid="http://schemas.microsoft.com/office/word/2016/wordml/cid" xmlns:w16="http://schemas.microsoft.com/office/word/2018/wordml" xmlns:w16du="http://schemas.microsoft.com/office/word/2023/wordml/word16du" xmlns:w16sdtdh="http://schemas.microsoft.com/office/word/2020/wordml/sdtdatahash" xmlns:w16sdtfl="http://schemas.microsoft.com/office/word/2024/wordml/sdtformatlock" xmlns:w16se="http://schemas.microsoft.com/office/word/2015/wordml/symex" xmlns:wpg="http://schemas.microsoft.com/office/word/2010/wordprocessingGroup" xmlns:wpi="http://schemas.microsoft.com/office/word/2010/wordprocessingInk" xmlns:wne="http://schemas.microsoft.com/office/word/2006/wordml" xmlns:wps="http://schemas.microsoft.com/office/word/2010/wordprocessingShape" mc:Ignorable="w14 w15 w16se w16cid w16 w16cex w16sdtdh w16sdtfl w16du wp14">
+  <w:footnote w:type="separator" w:id="-1">
+    <w:p>
+      <w:pPr>
+        <w:spacing w:after="0" w:line="240" w:lineRule="auto"/>
+      </w:pPr>
+      <w:r>
+        <w:separator/>
+      </w:r>
+    </w:p>
+  </w:footnote>
+  <w:footnote w:type="continuationSeparator" w:id="0">
+    <w:p>
+      <w:pPr>
+        <w:spacing w:after="0" w:line="240" w:lineRule="auto"/>
+      </w:pPr>
+      <w:r>
+        <w:continuationSeparator/>
+      </w:r>
+    </w:p>
+  </w:footnote>
+</w:footnotes>
 </file>
 
 <file path=word/styles.xml><?xml version="1.0" encoding="utf-8"?>
@@ -2188,7 +2315,6 @@
     <w:next w:val="Normal"/>
     <w:link w:val="Heading3Char"/>
     <w:uiPriority w:val="9"/>
-    <w:semiHidden/>
     <w:unhideWhenUsed/>
     <w:qFormat/>
     <w:rsid w:val="00C9247C"/>
@@ -2395,7 +2521,6 @@
     <w:basedOn w:val="DefaultParagraphFont"/>
     <w:link w:val="Heading3"/>
     <w:uiPriority w:val="9"/>
-    <w:semiHidden/>
     <w:rsid w:val="00C9247C"/>
     <w:rPr>
       <w:rFonts w:eastAsiaTheme="majorEastAsia" w:cstheme="majorBidi"/>
@@ -2671,6 +2796,85 @@
         <w:insideV w:val="single" w:sz="4" w:space="0" w:color="auto"/>
       </w:tblBorders>
     </w:tblPr>
+  </w:style>
+  <w:style w:type="character" w:styleId="Hyperlink">
+    <w:name w:val="Hyperlink"/>
+    <w:basedOn w:val="DefaultParagraphFont"/>
+    <w:uiPriority w:val="99"/>
+    <w:unhideWhenUsed/>
+    <w:rsid w:val="001603F8"/>
+    <w:rPr>
+      <w:color w:val="467886" w:themeColor="hyperlink"/>
+      <w:u w:val="single"/>
+    </w:rPr>
+  </w:style>
+  <w:style w:type="character" w:styleId="UnresolvedMention">
+    <w:name w:val="Unresolved Mention"/>
+    <w:basedOn w:val="DefaultParagraphFont"/>
+    <w:uiPriority w:val="99"/>
+    <w:semiHidden/>
+    <w:unhideWhenUsed/>
+    <w:rsid w:val="001603F8"/>
+    <w:rPr>
+      <w:color w:val="605E5C"/>
+      <w:shd w:val="clear" w:color="auto" w:fill="E1DFDD"/>
+    </w:rPr>
+  </w:style>
+  <w:style w:type="paragraph" w:styleId="Header">
+    <w:name w:val="header"/>
+    <w:basedOn w:val="Normal"/>
+    <w:link w:val="HeaderChar"/>
+    <w:uiPriority w:val="99"/>
+    <w:unhideWhenUsed/>
+    <w:rsid w:val="001603F8"/>
+    <w:pPr>
+      <w:tabs>
+        <w:tab w:val="center" w:pos="4513"/>
+        <w:tab w:val="right" w:pos="9026"/>
+      </w:tabs>
+      <w:spacing w:after="0" w:line="240" w:lineRule="auto"/>
+    </w:pPr>
+  </w:style>
+  <w:style w:type="character" w:customStyle="1" w:styleId="HeaderChar">
+    <w:name w:val="Header Char"/>
+    <w:basedOn w:val="DefaultParagraphFont"/>
+    <w:link w:val="Header"/>
+    <w:uiPriority w:val="99"/>
+    <w:rsid w:val="001603F8"/>
+  </w:style>
+  <w:style w:type="paragraph" w:styleId="Footer">
+    <w:name w:val="footer"/>
+    <w:basedOn w:val="Normal"/>
+    <w:link w:val="FooterChar"/>
+    <w:uiPriority w:val="99"/>
+    <w:unhideWhenUsed/>
+    <w:rsid w:val="001603F8"/>
+    <w:pPr>
+      <w:tabs>
+        <w:tab w:val="center" w:pos="4513"/>
+        <w:tab w:val="right" w:pos="9026"/>
+      </w:tabs>
+      <w:spacing w:after="0" w:line="240" w:lineRule="auto"/>
+    </w:pPr>
+  </w:style>
+  <w:style w:type="character" w:customStyle="1" w:styleId="FooterChar">
+    <w:name w:val="Footer Char"/>
+    <w:basedOn w:val="DefaultParagraphFont"/>
+    <w:link w:val="Footer"/>
+    <w:uiPriority w:val="99"/>
+    <w:rsid w:val="001603F8"/>
+  </w:style>
+  <w:style w:type="character" w:styleId="FollowedHyperlink">
+    <w:name w:val="FollowedHyperlink"/>
+    <w:basedOn w:val="DefaultParagraphFont"/>
+    <w:uiPriority w:val="99"/>
+    <w:semiHidden/>
+    <w:unhideWhenUsed/>
+    <w:rsid w:val="00A9717E"/>
+    <w:rPr>
+      <w:color w:val="96607D" w:themeColor="followedHyperlink"/>
+      <w:u w:val="single"/>
+    </w:rPr>
   </w:style>
 </w:styles>
 </file>
